--- a/Документация.docx
+++ b/Документация.docx
@@ -1547,13 +1547,6 @@
           <w:szCs w:val="28"/>
         </w:rPr>
         <w:br/>
-      </w:r>
-      <w:r>
-        <w:rPr>
-          <w:sz w:val="28"/>
-          <w:szCs w:val="28"/>
-        </w:rPr>
-        <w:lastRenderedPageBreak/>
         <w:t xml:space="preserve">При движении по прямой с определенной скоростью, не нужно нажимать ничего, Леонид сам поддерживает необходимую скорость. </w:t>
       </w:r>
       <w:r>
@@ -1569,7 +1562,429 @@
           <w:sz w:val="28"/>
           <w:szCs w:val="28"/>
         </w:rPr>
-        <w:t xml:space="preserve">Скорость торможения зависит </w:t>
+        <w:t>Скорость торможения зависит от поверхност</w:t>
+      </w:r>
+      <w:r>
+        <w:rPr>
+          <w:sz w:val="28"/>
+          <w:szCs w:val="28"/>
+        </w:rPr>
+        <w:t>и</w:t>
+      </w:r>
+    </w:p>
+    <w:p>
+      <w:pPr>
+        <w:pStyle w:val="a3"/>
+        <w:ind w:left="1440"/>
+        <w:rPr>
+          <w:sz w:val="28"/>
+          <w:szCs w:val="28"/>
+        </w:rPr>
+      </w:pPr>
+      <w:r>
+        <w:rPr>
+          <w:sz w:val="28"/>
+          <w:szCs w:val="28"/>
+        </w:rPr>
+        <w:t>При высокой скорости становится заметно сопротивление воздуха, поэтому разгон идет медленнее, также скорость разгона (и торможение) зависит от износа машины</w:t>
+      </w:r>
+      <w:r>
+        <w:rPr>
+          <w:sz w:val="28"/>
+          <w:szCs w:val="28"/>
+        </w:rPr>
+        <w:t xml:space="preserve"> (разгон может уменьшиться до двух раз при низкой прочности машины, торможение до 1.5 раз)</w:t>
+      </w:r>
+      <w:r>
+        <w:rPr>
+          <w:sz w:val="28"/>
+          <w:szCs w:val="28"/>
+        </w:rPr>
+        <w:t xml:space="preserve">, </w:t>
+      </w:r>
+      <w:r>
+        <w:rPr>
+          <w:sz w:val="28"/>
+          <w:szCs w:val="28"/>
+        </w:rPr>
+        <w:t xml:space="preserve">и от </w:t>
+      </w:r>
+      <w:r>
+        <w:rPr>
+          <w:sz w:val="28"/>
+          <w:szCs w:val="28"/>
+        </w:rPr>
+        <w:t>поверхности, по которой она движется и прокачки буханки.</w:t>
+      </w:r>
+      <w:r>
+        <w:rPr>
+          <w:sz w:val="28"/>
+          <w:szCs w:val="28"/>
+        </w:rPr>
+        <w:br/>
+        <w:t>От поверхности еще зависит потребление топлива. Если оно закончится, машина заглохнет и не сможет сдвинуться.</w:t>
+      </w:r>
+      <w:r>
+        <w:rPr>
+          <w:sz w:val="28"/>
+          <w:szCs w:val="28"/>
+        </w:rPr>
+        <w:br/>
+        <w:t xml:space="preserve">Чтобы двигаться задом, нужно полностью остановиться, затем включить заднюю передачу </w:t>
+      </w:r>
+      <w:r>
+        <w:rPr>
+          <w:sz w:val="28"/>
+          <w:szCs w:val="28"/>
+          <w:lang w:val="en-US"/>
+        </w:rPr>
+        <w:t>R</w:t>
+      </w:r>
+      <w:r>
+        <w:rPr>
+          <w:sz w:val="28"/>
+          <w:szCs w:val="28"/>
+        </w:rPr>
+        <w:t xml:space="preserve"> (реверс), после этого газ – </w:t>
+      </w:r>
+      <w:r>
+        <w:rPr>
+          <w:sz w:val="28"/>
+          <w:szCs w:val="28"/>
+          <w:lang w:val="en-US"/>
+        </w:rPr>
+        <w:t>W</w:t>
+      </w:r>
+      <w:r>
+        <w:rPr>
+          <w:sz w:val="28"/>
+          <w:szCs w:val="28"/>
+        </w:rPr>
+        <w:t xml:space="preserve">, тормоз – </w:t>
+      </w:r>
+      <w:r>
+        <w:rPr>
+          <w:sz w:val="28"/>
+          <w:szCs w:val="28"/>
+          <w:lang w:val="en-US"/>
+        </w:rPr>
+        <w:t>S</w:t>
+      </w:r>
+      <w:r>
+        <w:rPr>
+          <w:sz w:val="28"/>
+          <w:szCs w:val="28"/>
+        </w:rPr>
+        <w:t xml:space="preserve">, останавливаться полностью также нужно на сцеплении или нейтрали, иначе машина заглохнет. </w:t>
+      </w:r>
+      <w:r>
+        <w:rPr>
+          <w:sz w:val="28"/>
+          <w:szCs w:val="28"/>
+        </w:rPr>
+        <w:br/>
+        <w:t xml:space="preserve">Нельзя переключать передачу с </w:t>
+      </w:r>
+      <w:r>
+        <w:rPr>
+          <w:sz w:val="28"/>
+          <w:szCs w:val="28"/>
+          <w:lang w:val="en-US"/>
+        </w:rPr>
+        <w:t>R</w:t>
+      </w:r>
+      <w:r>
+        <w:rPr>
+          <w:sz w:val="28"/>
+          <w:szCs w:val="28"/>
+        </w:rPr>
+        <w:t xml:space="preserve"> на любую другую, кроме нейтрали, </w:t>
+      </w:r>
+      <w:r>
+        <w:rPr>
+          <w:sz w:val="28"/>
+          <w:szCs w:val="28"/>
+        </w:rPr>
+        <w:t xml:space="preserve">не остановившись полностью, </w:t>
+      </w:r>
+      <w:r>
+        <w:rPr>
+          <w:sz w:val="28"/>
+          <w:szCs w:val="28"/>
+        </w:rPr>
+        <w:t>а также включать любую передачу на ручнике, передачи 2, 3, 4 при нулевой или низкой скорости – машина заглохнет.</w:t>
+      </w:r>
+      <w:r>
+        <w:rPr>
+          <w:sz w:val="28"/>
+          <w:szCs w:val="28"/>
+        </w:rPr>
+        <w:br/>
+        <w:t xml:space="preserve">При столкновении с препятствием машина также может заглохнуть, </w:t>
+      </w:r>
+      <w:r>
+        <w:rPr>
+          <w:sz w:val="28"/>
+          <w:szCs w:val="28"/>
+        </w:rPr>
+        <w:t xml:space="preserve">а еще будет сильно увеличен износ, есть вероятность поломки. </w:t>
+      </w:r>
+      <w:r>
+        <w:rPr>
+          <w:sz w:val="28"/>
+          <w:szCs w:val="28"/>
+        </w:rPr>
+        <w:t>Урон буханки зависит от импульса (масса буханки плюс масса ее инвентаря, умноженные на скорость), от импульса же зависит и урон, наносимый препятствию. При столкновении машина глохнет, если не смогла разрушить препятствие и теряет в скорости, если получилось препятствие разрушить, но при этом она может заглохнуть из-за несоответствия передач. Таранить стены и дома крайне не рекомендуется: сломать их не получится, зато высока вероятность застрять и потерять буханку, как средство передвижения</w:t>
+      </w:r>
+      <w:r>
+        <w:rPr>
+          <w:sz w:val="28"/>
+          <w:szCs w:val="28"/>
+        </w:rPr>
+        <w:br/>
+        <w:t>При высоком износе машина может произвольно глохнуть, а при износе более 90% существует большая вероятность окончательной поломки, после чего придется потратить много усилий на ремонт.</w:t>
+      </w:r>
+      <w:r>
+        <w:rPr>
+          <w:sz w:val="28"/>
+          <w:szCs w:val="28"/>
+        </w:rPr>
+        <w:br/>
+        <w:t xml:space="preserve">Внутри буханки доступен инвентарь персонажа на </w:t>
+      </w:r>
+      <w:r>
+        <w:rPr>
+          <w:sz w:val="28"/>
+          <w:szCs w:val="28"/>
+          <w:lang w:val="en-US"/>
+        </w:rPr>
+        <w:t>Tab</w:t>
+      </w:r>
+      <w:r>
+        <w:rPr>
+          <w:sz w:val="28"/>
+          <w:szCs w:val="28"/>
+        </w:rPr>
+        <w:t xml:space="preserve">, однако инвентарь буханки доступен только снаружи. </w:t>
+      </w:r>
+      <w:r>
+        <w:rPr>
+          <w:sz w:val="28"/>
+          <w:szCs w:val="28"/>
+        </w:rPr>
+        <w:br/>
+        <w:t>Вес персонажа, его инвентаря и топлива заранее вычтен из допустимой для загрузки массы буханки, поэтому их вычислять не нужно.</w:t>
+      </w:r>
+      <w:r>
+        <w:rPr>
+          <w:sz w:val="28"/>
+          <w:szCs w:val="28"/>
+        </w:rPr>
+        <w:br/>
+        <w:t>Улучшай буханку, чтобы увеличить скорость разгона и торможения, повысить прочность буханки и увеличить допустимый вес</w:t>
+      </w:r>
+      <w:r>
+        <w:rPr>
+          <w:sz w:val="28"/>
+          <w:szCs w:val="28"/>
+        </w:rPr>
+        <w:t>, а также объем бака</w:t>
+      </w:r>
+    </w:p>
+    <w:p>
+      <w:pPr>
+        <w:pStyle w:val="a3"/>
+        <w:numPr>
+          <w:ilvl w:val="1"/>
+          <w:numId w:val="1"/>
+        </w:numPr>
+        <w:rPr>
+          <w:sz w:val="28"/>
+          <w:szCs w:val="28"/>
+        </w:rPr>
+      </w:pPr>
+      <w:r>
+        <w:rPr>
+          <w:sz w:val="28"/>
+          <w:szCs w:val="28"/>
+        </w:rPr>
+        <w:t>Износ зависит от</w:t>
+      </w:r>
+      <w:r>
+        <w:rPr>
+          <w:sz w:val="28"/>
+          <w:szCs w:val="28"/>
+        </w:rPr>
+        <w:t>:</w:t>
+      </w:r>
+      <w:r>
+        <w:rPr>
+          <w:sz w:val="28"/>
+          <w:szCs w:val="28"/>
+        </w:rPr>
+        <w:br/>
+      </w:r>
+      <w:r>
+        <w:rPr>
+          <w:sz w:val="28"/>
+          <w:szCs w:val="28"/>
+        </w:rPr>
+        <w:t>П</w:t>
+      </w:r>
+      <w:r>
+        <w:rPr>
+          <w:sz w:val="28"/>
+          <w:szCs w:val="28"/>
+        </w:rPr>
+        <w:t>ри резком снижении передачи на высокой скорости, резко падает скорость, при это</w:t>
+      </w:r>
+      <w:r>
+        <w:rPr>
+          <w:sz w:val="28"/>
+          <w:szCs w:val="28"/>
+        </w:rPr>
+        <w:t>м</w:t>
+      </w:r>
+      <w:r>
+        <w:rPr>
+          <w:sz w:val="28"/>
+          <w:szCs w:val="28"/>
+        </w:rPr>
+        <w:t xml:space="preserve"> </w:t>
+      </w:r>
+      <w:r>
+        <w:rPr>
+          <w:sz w:val="28"/>
+          <w:szCs w:val="28"/>
+        </w:rPr>
+        <w:t xml:space="preserve">мгновенный </w:t>
+      </w:r>
+      <w:r>
+        <w:rPr>
+          <w:sz w:val="28"/>
+          <w:szCs w:val="28"/>
+        </w:rPr>
+        <w:t>износ до 4%</w:t>
+      </w:r>
+      <w:r>
+        <w:rPr>
+          <w:sz w:val="28"/>
+          <w:szCs w:val="28"/>
+        </w:rPr>
+        <w:t xml:space="preserve"> (зависит от разницы максимальной скорости для выбранной передачи и скорости до смены передачи)</w:t>
+      </w:r>
+      <w:r>
+        <w:rPr>
+          <w:sz w:val="28"/>
+          <w:szCs w:val="28"/>
+        </w:rPr>
+        <w:br/>
+        <w:t xml:space="preserve">При резком повышении передачи, если текущая скорость меньше 30% от минимальной скорости выбранной передачи, машина глохнет с </w:t>
+      </w:r>
+      <w:r>
+        <w:rPr>
+          <w:sz w:val="28"/>
+          <w:szCs w:val="28"/>
+        </w:rPr>
+        <w:t xml:space="preserve">мгновенным </w:t>
+      </w:r>
+      <w:r>
+        <w:rPr>
+          <w:sz w:val="28"/>
+          <w:szCs w:val="28"/>
+        </w:rPr>
+        <w:t>износом до 6%, который зависит от текущей скорости (выше скорость – выше износ)</w:t>
+      </w:r>
+      <w:r>
+        <w:rPr>
+          <w:sz w:val="28"/>
+          <w:szCs w:val="28"/>
+        </w:rPr>
+        <w:br/>
+        <w:t xml:space="preserve">При движении с заглохшим двигателем постоянный износ до 2% </w:t>
+      </w:r>
+      <w:r>
+        <w:rPr>
+          <w:sz w:val="28"/>
+          <w:szCs w:val="28"/>
+        </w:rPr>
+        <w:t xml:space="preserve">в секунду </w:t>
+      </w:r>
+      <w:r>
+        <w:rPr>
+          <w:sz w:val="28"/>
+          <w:szCs w:val="28"/>
+        </w:rPr>
+        <w:t>в зависимости от скорости</w:t>
+      </w:r>
+      <w:r>
+        <w:rPr>
+          <w:sz w:val="28"/>
+          <w:szCs w:val="28"/>
+        </w:rPr>
+        <w:br/>
+        <w:t>При движении на повышенной передаче износ 1% в секунду</w:t>
+      </w:r>
+      <w:r>
+        <w:rPr>
+          <w:sz w:val="28"/>
+          <w:szCs w:val="28"/>
+        </w:rPr>
+        <w:br/>
+        <w:t>При износе больше 80% от начальной прокачки (</w:t>
+      </w:r>
+      <w:r>
+        <w:rPr>
+          <w:sz w:val="28"/>
+          <w:szCs w:val="28"/>
+          <w:lang w:val="en-US"/>
+        </w:rPr>
+        <w:t>hp</w:t>
+      </w:r>
+      <w:r>
+        <w:rPr>
+          <w:sz w:val="28"/>
+          <w:szCs w:val="28"/>
+        </w:rPr>
+        <w:t xml:space="preserve"> &lt; 1000), появляется шанс раз в пять секунд заглохнуть. Шанс 1/10 при </w:t>
+      </w:r>
+      <w:r>
+        <w:rPr>
+          <w:sz w:val="28"/>
+          <w:szCs w:val="28"/>
+          <w:lang w:val="en-US"/>
+        </w:rPr>
+        <w:t>hp</w:t>
+      </w:r>
+      <w:r>
+        <w:rPr>
+          <w:sz w:val="28"/>
+          <w:szCs w:val="28"/>
+        </w:rPr>
+        <w:t xml:space="preserve"> = 1000, увеличивается до 1/4 при уменьшении целостности</w:t>
+      </w:r>
+      <w:r>
+        <w:rPr>
+          <w:sz w:val="28"/>
+          <w:szCs w:val="28"/>
+        </w:rPr>
+        <w:br/>
+        <w:t>При износе больше 90% от начальной прокачки (</w:t>
+      </w:r>
+      <w:r>
+        <w:rPr>
+          <w:sz w:val="28"/>
+          <w:szCs w:val="28"/>
+          <w:lang w:val="en-US"/>
+        </w:rPr>
+        <w:t>hp</w:t>
+      </w:r>
+      <w:r>
+        <w:rPr>
+          <w:sz w:val="28"/>
+          <w:szCs w:val="28"/>
+        </w:rPr>
+        <w:t xml:space="preserve"> </w:t>
       </w:r>
       <w:proofErr w:type="gramStart"/>
       <w:r>
@@ -1577,18 +1992,365 @@
           <w:sz w:val="28"/>
           <w:szCs w:val="28"/>
         </w:rPr>
-        <w:t xml:space="preserve">от </w:t>
-      </w:r>
-      <w:proofErr w:type="spellStart"/>
-      <w:r>
-        <w:rPr>
-          <w:sz w:val="28"/>
-          <w:szCs w:val="28"/>
-        </w:rPr>
-        <w:t>поверхность</w:t>
-      </w:r>
-      <w:proofErr w:type="spellEnd"/>
+        <w:t>&lt; 500</w:t>
+      </w:r>
       <w:proofErr w:type="gramEnd"/>
+      <w:r>
+        <w:rPr>
+          <w:sz w:val="28"/>
+          <w:szCs w:val="28"/>
+        </w:rPr>
+        <w:t xml:space="preserve">) появляется шанс сломаться. Шанс 1/10 при </w:t>
+      </w:r>
+      <w:r>
+        <w:rPr>
+          <w:sz w:val="28"/>
+          <w:szCs w:val="28"/>
+          <w:lang w:val="en-US"/>
+        </w:rPr>
+        <w:t>hp</w:t>
+      </w:r>
+      <w:r>
+        <w:rPr>
+          <w:sz w:val="28"/>
+          <w:szCs w:val="28"/>
+        </w:rPr>
+        <w:t xml:space="preserve"> = 500, увеличивается до 1/3 при уменьшении целостности</w:t>
+      </w:r>
+      <w:r>
+        <w:rPr>
+          <w:sz w:val="28"/>
+          <w:szCs w:val="28"/>
+        </w:rPr>
+        <w:br/>
+        <w:t>При попытке включить ручник во время движения износ 1.5%</w:t>
+      </w:r>
+      <w:r>
+        <w:rPr>
+          <w:sz w:val="28"/>
+          <w:szCs w:val="28"/>
+        </w:rPr>
+        <w:br/>
+        <w:t>При попытке включить заднюю передачу во время движения износ 2%</w:t>
+      </w:r>
+      <w:r>
+        <w:rPr>
+          <w:sz w:val="28"/>
+          <w:szCs w:val="28"/>
+        </w:rPr>
+        <w:br/>
+      </w:r>
+      <w:bookmarkStart w:id="0" w:name="_Hlk138775824"/>
+      <w:r>
+        <w:rPr>
+          <w:sz w:val="28"/>
+          <w:szCs w:val="28"/>
+        </w:rPr>
+        <w:t>При попытке включить любую передачу, кроме нейтрали, на ручнике износ 3%</w:t>
+      </w:r>
+      <w:bookmarkEnd w:id="0"/>
+      <w:r>
+        <w:rPr>
+          <w:sz w:val="28"/>
+          <w:szCs w:val="28"/>
+        </w:rPr>
+        <w:br/>
+        <w:t>При попытке включить любую передачу, кроме нейтрали, когда движемся задним ходом износ 3%</w:t>
+      </w:r>
+      <w:r>
+        <w:rPr>
+          <w:sz w:val="28"/>
+          <w:szCs w:val="28"/>
+        </w:rPr>
+        <w:br/>
+        <w:t>При попытке тронуться с нуля на любой передаче, кроме первой износ 3%</w:t>
+      </w:r>
+      <w:r>
+        <w:rPr>
+          <w:sz w:val="28"/>
+          <w:szCs w:val="28"/>
+        </w:rPr>
+        <w:br/>
+      </w:r>
+      <w:r>
+        <w:rPr>
+          <w:sz w:val="28"/>
+          <w:szCs w:val="28"/>
+        </w:rPr>
+        <w:t>Если в результате неправильных действий (выбранной передачи) машина глохнет, то разовый износ до 6%, зависит от скорости</w:t>
+      </w:r>
+      <w:r>
+        <w:rPr>
+          <w:sz w:val="28"/>
+          <w:szCs w:val="28"/>
+        </w:rPr>
+        <w:br/>
+        <w:t xml:space="preserve">Если машина глохнет </w:t>
+      </w:r>
+      <w:r>
+        <w:rPr>
+          <w:sz w:val="28"/>
+          <w:szCs w:val="28"/>
+        </w:rPr>
+        <w:t xml:space="preserve">случайно </w:t>
+      </w:r>
+      <w:r>
+        <w:rPr>
+          <w:sz w:val="28"/>
+          <w:szCs w:val="28"/>
+        </w:rPr>
+        <w:t>из-за сильного износа</w:t>
+      </w:r>
+      <w:r>
+        <w:rPr>
+          <w:sz w:val="28"/>
+          <w:szCs w:val="28"/>
+        </w:rPr>
+        <w:t>, износ 2%</w:t>
+      </w:r>
+      <w:r>
+        <w:rPr>
+          <w:sz w:val="28"/>
+          <w:szCs w:val="28"/>
+        </w:rPr>
+        <w:br/>
+        <w:t>Также при движении присутствует постоянный износ, зависящий от скорости</w:t>
+      </w:r>
+      <w:r>
+        <w:rPr>
+          <w:sz w:val="28"/>
+          <w:szCs w:val="28"/>
+        </w:rPr>
+        <w:t xml:space="preserve"> (в большей степени)</w:t>
+      </w:r>
+      <w:r>
+        <w:rPr>
+          <w:sz w:val="28"/>
+          <w:szCs w:val="28"/>
+        </w:rPr>
+        <w:t xml:space="preserve"> и поверхности. Чем выше скорость, тем сильнее растет показатель износа на километр. </w:t>
+      </w:r>
+      <w:r>
+        <w:rPr>
+          <w:sz w:val="28"/>
+          <w:szCs w:val="28"/>
+        </w:rPr>
+        <w:br/>
+        <w:t>На экране отображается общий показатель износа в секунду, равный сумме показателей износа по поверхности и при неправильных действиях</w:t>
+      </w:r>
+    </w:p>
+    <w:p>
+      <w:pPr>
+        <w:pStyle w:val="a3"/>
+        <w:numPr>
+          <w:ilvl w:val="1"/>
+          <w:numId w:val="1"/>
+        </w:numPr>
+        <w:rPr>
+          <w:sz w:val="28"/>
+          <w:szCs w:val="28"/>
+        </w:rPr>
+      </w:pPr>
+      <w:r>
+        <w:rPr>
+          <w:sz w:val="28"/>
+          <w:szCs w:val="28"/>
+        </w:rPr>
+        <w:t>Если моргает красным значок топлива, значит, пора заправиться: топлива осталось 7 литров</w:t>
+      </w:r>
+    </w:p>
+    <w:p>
+      <w:pPr>
+        <w:pStyle w:val="a3"/>
+        <w:numPr>
+          <w:ilvl w:val="1"/>
+          <w:numId w:val="1"/>
+        </w:numPr>
+        <w:rPr>
+          <w:sz w:val="28"/>
+          <w:szCs w:val="28"/>
+        </w:rPr>
+      </w:pPr>
+      <w:r>
+        <w:rPr>
+          <w:sz w:val="28"/>
+          <w:szCs w:val="28"/>
+        </w:rPr>
+        <w:t>При столкновении с предметами может разрушить (убить) их, при этом сильно теряет в скорости</w:t>
+      </w:r>
+      <w:r>
+        <w:rPr>
+          <w:sz w:val="28"/>
+          <w:szCs w:val="28"/>
+        </w:rPr>
+        <w:t xml:space="preserve"> (на величину, требуемую для разрушения)</w:t>
+      </w:r>
+      <w:r>
+        <w:rPr>
+          <w:sz w:val="28"/>
+          <w:szCs w:val="28"/>
+        </w:rPr>
+        <w:t xml:space="preserve"> и получает урон сама</w:t>
+      </w:r>
+      <w:r>
+        <w:rPr>
+          <w:sz w:val="28"/>
+          <w:szCs w:val="28"/>
+        </w:rPr>
+        <w:t>, может заглохнуть, если передача будет слишком высокой после столкновения для новой скорости. При износе больше 50% есть шанс заглохнуть даже при оптимальной скорости</w:t>
+      </w:r>
+    </w:p>
+    <w:p>
+      <w:pPr>
+        <w:pStyle w:val="a3"/>
+        <w:numPr>
+          <w:ilvl w:val="1"/>
+          <w:numId w:val="1"/>
+        </w:numPr>
+        <w:rPr>
+          <w:sz w:val="28"/>
+          <w:szCs w:val="28"/>
+        </w:rPr>
+      </w:pPr>
+      <w:r>
+        <w:rPr>
+          <w:sz w:val="28"/>
+          <w:szCs w:val="28"/>
+        </w:rPr>
+        <w:t>При наезде на яму получает урон. Чем выше скорость, тем больше износ</w:t>
+      </w:r>
+    </w:p>
+    <w:p>
+      <w:pPr>
+        <w:pStyle w:val="a3"/>
+        <w:numPr>
+          <w:ilvl w:val="1"/>
+          <w:numId w:val="1"/>
+        </w:numPr>
+        <w:rPr>
+          <w:sz w:val="28"/>
+          <w:szCs w:val="28"/>
+        </w:rPr>
+      </w:pPr>
+      <w:r>
+        <w:rPr>
+          <w:sz w:val="28"/>
+          <w:szCs w:val="28"/>
+        </w:rPr>
+        <w:t>На выжатом сцеплении и нейтралке тормозит с ускорением, зависящим от поверхности и сопротивления воздуха</w:t>
+      </w:r>
+    </w:p>
+    <w:p>
+      <w:pPr>
+        <w:pStyle w:val="a3"/>
+        <w:numPr>
+          <w:ilvl w:val="1"/>
+          <w:numId w:val="1"/>
+        </w:numPr>
+        <w:rPr>
+          <w:sz w:val="28"/>
+          <w:szCs w:val="28"/>
+        </w:rPr>
+      </w:pPr>
+      <w:r>
+        <w:rPr>
+          <w:sz w:val="28"/>
+          <w:szCs w:val="28"/>
+        </w:rPr>
+        <w:t>Поворот руля отображается банкой пива, перекатывающейся по приборке</w:t>
+      </w:r>
+    </w:p>
+    <w:p>
+      <w:pPr>
+        <w:pStyle w:val="a3"/>
+        <w:numPr>
+          <w:ilvl w:val="0"/>
+          <w:numId w:val="1"/>
+        </w:numPr>
+        <w:rPr>
+          <w:sz w:val="28"/>
+          <w:szCs w:val="28"/>
+        </w:rPr>
+      </w:pPr>
+      <w:r>
+        <w:rPr>
+          <w:b/>
+          <w:bCs/>
+          <w:sz w:val="28"/>
+          <w:szCs w:val="28"/>
+        </w:rPr>
+        <w:t>ИНВЕНТАРЬ</w:t>
+      </w:r>
+    </w:p>
+    <w:p>
+      <w:pPr>
+        <w:pStyle w:val="a3"/>
+        <w:numPr>
+          <w:ilvl w:val="1"/>
+          <w:numId w:val="1"/>
+        </w:numPr>
+        <w:rPr>
+          <w:sz w:val="28"/>
+          <w:szCs w:val="28"/>
+        </w:rPr>
+      </w:pPr>
+      <w:r>
+        <w:rPr>
+          <w:sz w:val="28"/>
+          <w:szCs w:val="28"/>
+        </w:rPr>
+        <w:t xml:space="preserve">Чтобы войти в инвентарь персонажа, нужно нажать </w:t>
+      </w:r>
+      <w:r>
+        <w:rPr>
+          <w:sz w:val="28"/>
+          <w:szCs w:val="28"/>
+          <w:lang w:val="en-US"/>
+        </w:rPr>
+        <w:t>Tab</w:t>
+      </w:r>
+      <w:r>
+        <w:rPr>
+          <w:sz w:val="28"/>
+          <w:szCs w:val="28"/>
+        </w:rPr>
+        <w:t xml:space="preserve"> в процессе игры, будет открыто меню инвентаря и снаряжения. Для выхода также нужно нажать </w:t>
+      </w:r>
+      <w:r>
+        <w:rPr>
+          <w:sz w:val="28"/>
+          <w:szCs w:val="28"/>
+          <w:lang w:val="en-US"/>
+        </w:rPr>
+        <w:t>Tab</w:t>
+      </w:r>
+      <w:r>
+        <w:rPr>
+          <w:sz w:val="28"/>
+          <w:szCs w:val="28"/>
+        </w:rPr>
+        <w:t xml:space="preserve">. Обращаем внимание на то, что меню паузы в меню инвентаря не работает, чтобы выйти из игры, нужно сначала выйти из инвентаря. </w:t>
+      </w:r>
+    </w:p>
+    <w:p>
+      <w:pPr>
+        <w:pStyle w:val="a3"/>
+        <w:numPr>
+          <w:ilvl w:val="1"/>
+          <w:numId w:val="1"/>
+        </w:numPr>
+        <w:rPr>
+          <w:sz w:val="28"/>
+          <w:szCs w:val="28"/>
+        </w:rPr>
+      </w:pPr>
+      <w:r>
+        <w:rPr>
+          <w:sz w:val="28"/>
+          <w:szCs w:val="28"/>
+        </w:rPr>
+        <w:t xml:space="preserve">В инвентаре можно перемещать предметы, кликая на них ЛКМ, можно класть предметы в свободные ячейки и объединять с такими же предметами в других ячейках, при этом для разных предметов действует ограничение на количество предметов в ячейке. </w:t>
+      </w:r>
     </w:p>
     <w:p>
       <w:pPr>
@@ -1604,256 +2366,397 @@
           <w:sz w:val="28"/>
           <w:szCs w:val="28"/>
         </w:rPr>
-        <w:t>При высокой скорости становится заметно сопротивление воздуха, поэтому разгон идет медленнее, также скорость разгона (и торможение) зависит от износа машины</w:t>
-      </w:r>
-      <w:r>
-        <w:rPr>
-          <w:sz w:val="28"/>
-          <w:szCs w:val="28"/>
-        </w:rPr>
-        <w:t xml:space="preserve"> (разгон может уменьшиться до двух раз при низкой прочности машины, торможение до 1.5 раз)</w:t>
-      </w:r>
-      <w:r>
-        <w:rPr>
-          <w:sz w:val="28"/>
-          <w:szCs w:val="28"/>
-        </w:rPr>
-        <w:t xml:space="preserve">, </w:t>
-      </w:r>
-      <w:r>
-        <w:rPr>
-          <w:sz w:val="28"/>
-          <w:szCs w:val="28"/>
-        </w:rPr>
-        <w:t xml:space="preserve">и от </w:t>
-      </w:r>
-      <w:r>
-        <w:rPr>
-          <w:sz w:val="28"/>
-          <w:szCs w:val="28"/>
-        </w:rPr>
-        <w:t>поверхности, по которой она движется и прокачки буханки.</w:t>
-      </w:r>
-      <w:r>
-        <w:rPr>
-          <w:sz w:val="28"/>
-          <w:szCs w:val="28"/>
-        </w:rPr>
-        <w:br/>
-        <w:t>От поверхности еще зависит потребление топлива. Если оно закончится, машина заглохнет и не сможет сдвинуться.</w:t>
-      </w:r>
-      <w:r>
-        <w:rPr>
-          <w:sz w:val="28"/>
-          <w:szCs w:val="28"/>
-        </w:rPr>
-        <w:br/>
-        <w:t xml:space="preserve">Чтобы двигаться задом, нужно полностью остановиться, затем включить заднюю передачу </w:t>
-      </w:r>
-      <w:r>
-        <w:rPr>
-          <w:sz w:val="28"/>
-          <w:szCs w:val="28"/>
-          <w:lang w:val="en-US"/>
-        </w:rPr>
-        <w:t>R</w:t>
-      </w:r>
-      <w:r>
-        <w:rPr>
-          <w:sz w:val="28"/>
-          <w:szCs w:val="28"/>
-        </w:rPr>
-        <w:t xml:space="preserve"> (реверс), после этого газ – </w:t>
-      </w:r>
-      <w:r>
-        <w:rPr>
-          <w:sz w:val="28"/>
-          <w:szCs w:val="28"/>
-          <w:lang w:val="en-US"/>
-        </w:rPr>
-        <w:t>W</w:t>
-      </w:r>
-      <w:r>
-        <w:rPr>
-          <w:sz w:val="28"/>
-          <w:szCs w:val="28"/>
-        </w:rPr>
-        <w:t xml:space="preserve">, тормоз – </w:t>
-      </w:r>
-      <w:r>
-        <w:rPr>
-          <w:sz w:val="28"/>
-          <w:szCs w:val="28"/>
-          <w:lang w:val="en-US"/>
-        </w:rPr>
-        <w:t>S</w:t>
-      </w:r>
-      <w:r>
-        <w:rPr>
-          <w:sz w:val="28"/>
-          <w:szCs w:val="28"/>
-        </w:rPr>
-        <w:t xml:space="preserve">, останавливаться полностью также нужно на сцеплении или нейтрали, иначе машина заглохнет. </w:t>
-      </w:r>
-      <w:r>
-        <w:rPr>
-          <w:sz w:val="28"/>
-          <w:szCs w:val="28"/>
-        </w:rPr>
-        <w:br/>
-        <w:t xml:space="preserve">Нельзя переключать передачу с </w:t>
-      </w:r>
-      <w:r>
-        <w:rPr>
-          <w:sz w:val="28"/>
-          <w:szCs w:val="28"/>
-          <w:lang w:val="en-US"/>
-        </w:rPr>
-        <w:t>R</w:t>
-      </w:r>
-      <w:r>
-        <w:rPr>
-          <w:sz w:val="28"/>
-          <w:szCs w:val="28"/>
-        </w:rPr>
-        <w:t xml:space="preserve"> на любую другую, кроме нейтрали, </w:t>
-      </w:r>
-      <w:r>
-        <w:rPr>
-          <w:sz w:val="28"/>
-          <w:szCs w:val="28"/>
-        </w:rPr>
-        <w:t xml:space="preserve">не остановившись полностью, </w:t>
-      </w:r>
-      <w:r>
-        <w:rPr>
-          <w:sz w:val="28"/>
-          <w:szCs w:val="28"/>
-        </w:rPr>
-        <w:t>а также включать любую передачу на ручнике, передачи 2, 3, 4 при нулевой или низкой скорости – машина заглохнет.</w:t>
-      </w:r>
-      <w:r>
-        <w:rPr>
-          <w:sz w:val="28"/>
-          <w:szCs w:val="28"/>
-        </w:rPr>
-        <w:br/>
-        <w:t xml:space="preserve">При столкновении с препятствием машина также может заглохнуть, </w:t>
-      </w:r>
-      <w:r>
-        <w:rPr>
-          <w:sz w:val="28"/>
-          <w:szCs w:val="28"/>
-        </w:rPr>
-        <w:t xml:space="preserve">а еще будет сильно увеличен износ, есть вероятность поломки. </w:t>
-      </w:r>
-      <w:r>
-        <w:rPr>
-          <w:sz w:val="28"/>
-          <w:szCs w:val="28"/>
-        </w:rPr>
-        <w:t>Урон буханки зависит от импульса (масса буханки плюс масса ее инвентаря, умноженные на скорость), от импульса же зависит и урон, наносимый препятствию. При столкновении машина глохнет, если не смогла разрушить препятствие и теряет в скорости, если получилось препятствие разрушить, но при этом она может заглохнуть из-за несоответствия передач. Таранить стены и дома крайне не рекомендуется: сломать их не получится, зато высока вероятность застрять и потерять буханку, как средство передвижения</w:t>
-      </w:r>
-      <w:r>
-        <w:rPr>
-          <w:sz w:val="28"/>
-          <w:szCs w:val="28"/>
-        </w:rPr>
-        <w:br/>
-        <w:t>При высоком износе машина может произвольно глохнуть, а при износе более 90% существует большая вероятность окончательной поломки, после чего придется потратить много усилий на ремонт.</w:t>
-      </w:r>
-      <w:r>
-        <w:rPr>
-          <w:sz w:val="28"/>
-          <w:szCs w:val="28"/>
-        </w:rPr>
-        <w:br/>
-        <w:t xml:space="preserve">Внутри буханки доступен инвентарь персонажа на </w:t>
-      </w:r>
-      <w:r>
-        <w:rPr>
-          <w:sz w:val="28"/>
-          <w:szCs w:val="28"/>
-          <w:lang w:val="en-US"/>
-        </w:rPr>
-        <w:t>Tab</w:t>
-      </w:r>
-      <w:r>
-        <w:rPr>
-          <w:sz w:val="28"/>
-          <w:szCs w:val="28"/>
-        </w:rPr>
-        <w:t xml:space="preserve">, однако инвентарь буханки доступен только снаружи. </w:t>
-      </w:r>
-      <w:r>
-        <w:rPr>
-          <w:sz w:val="28"/>
-          <w:szCs w:val="28"/>
-        </w:rPr>
-        <w:br/>
-      </w:r>
-      <w:r>
-        <w:rPr>
-          <w:sz w:val="28"/>
-          <w:szCs w:val="28"/>
-        </w:rPr>
-        <w:lastRenderedPageBreak/>
-        <w:t>Вес персонажа, его инвентаря и топлива заранее вычтен из допустимой для загрузки массы буханки, поэтому их вычислять не нужно.</w:t>
-      </w:r>
-      <w:r>
-        <w:rPr>
-          <w:sz w:val="28"/>
-          <w:szCs w:val="28"/>
-        </w:rPr>
-        <w:br/>
-        <w:t>Улучшай буханку, чтобы увеличить скорость разгона и торможения, повысить прочность буханки и увеличить допустимый вес</w:t>
-      </w:r>
-      <w:r>
-        <w:rPr>
-          <w:sz w:val="28"/>
-          <w:szCs w:val="28"/>
-        </w:rPr>
-        <w:t>, а также объем бака</w:t>
-      </w:r>
-    </w:p>
-    <w:p>
-      <w:pPr>
-        <w:pStyle w:val="a3"/>
-        <w:numPr>
-          <w:ilvl w:val="1"/>
-          <w:numId w:val="1"/>
-        </w:numPr>
-        <w:rPr>
-          <w:sz w:val="28"/>
-          <w:szCs w:val="28"/>
-        </w:rPr>
-      </w:pPr>
-      <w:r>
-        <w:rPr>
-          <w:sz w:val="28"/>
-          <w:szCs w:val="28"/>
-        </w:rPr>
-        <w:t>Износ зависит от</w:t>
-      </w:r>
-      <w:r>
-        <w:rPr>
-          <w:sz w:val="28"/>
-          <w:szCs w:val="28"/>
-        </w:rPr>
-        <w:t>:</w:t>
-      </w:r>
-      <w:r>
-        <w:rPr>
-          <w:sz w:val="28"/>
-          <w:szCs w:val="28"/>
-        </w:rPr>
-        <w:br/>
-      </w:r>
-      <w:r>
-        <w:rPr>
-          <w:sz w:val="28"/>
-          <w:szCs w:val="28"/>
-        </w:rPr>
+        <w:t xml:space="preserve">Можно использовать некоторые предметы (съесть еду, или применить аптечку), нажав ПКМ на ячейке с предметом, у которого в способе применения </w:t>
+      </w:r>
+      <w:proofErr w:type="gramStart"/>
+      <w:r>
+        <w:rPr>
+          <w:sz w:val="28"/>
+          <w:szCs w:val="28"/>
+        </w:rPr>
+        <w:t>написано ,,Использование,,</w:t>
+      </w:r>
+      <w:proofErr w:type="gramEnd"/>
+      <w:r>
+        <w:rPr>
+          <w:sz w:val="28"/>
+          <w:szCs w:val="28"/>
+        </w:rPr>
+        <w:t xml:space="preserve"> такие предметы могут быть двух типов: еда и медикаменты или снаряжение. В первом случае эффекты применяются сразу, причем если какой-либо параметр полон, </w:t>
+      </w:r>
+      <w:r>
+        <w:rPr>
+          <w:strike/>
+          <w:sz w:val="28"/>
+          <w:szCs w:val="28"/>
+        </w:rPr>
+        <w:t>Леонид сообщает об этом, но</w:t>
+      </w:r>
+      <w:r>
+        <w:rPr>
+          <w:sz w:val="28"/>
+          <w:szCs w:val="28"/>
+        </w:rPr>
+        <w:t xml:space="preserve"> предмет все равно используется. Если предмет относится к снаряжению, то, если это возможно, предмет снаряжения переносится в соответствующую ячейку снаряжения, обратное действие не работает. То же самое делает </w:t>
+      </w:r>
+      <w:proofErr w:type="gramStart"/>
+      <w:r>
+        <w:rPr>
+          <w:sz w:val="28"/>
+          <w:szCs w:val="28"/>
+        </w:rPr>
+        <w:t>кнопка ,,Использовать</w:t>
+      </w:r>
+      <w:proofErr w:type="gramEnd"/>
+      <w:r>
+        <w:rPr>
+          <w:sz w:val="28"/>
+          <w:szCs w:val="28"/>
+        </w:rPr>
+        <w:t xml:space="preserve"> предмет,,.</w:t>
+      </w:r>
+    </w:p>
+    <w:p>
+      <w:pPr>
+        <w:pStyle w:val="a3"/>
+        <w:numPr>
+          <w:ilvl w:val="1"/>
+          <w:numId w:val="1"/>
+        </w:numPr>
+        <w:rPr>
+          <w:sz w:val="28"/>
+          <w:szCs w:val="28"/>
+        </w:rPr>
+      </w:pPr>
+      <w:r>
+        <w:rPr>
+          <w:sz w:val="28"/>
+          <w:szCs w:val="28"/>
+        </w:rPr>
+        <w:t xml:space="preserve">Если </w:t>
+      </w:r>
+      <w:r>
+        <w:rPr>
+          <w:sz w:val="28"/>
+          <w:szCs w:val="28"/>
+        </w:rPr>
+        <w:t>взять содержимое ячейки, можно выкладывать по одному предмету, используя ПКМ.</w:t>
+      </w:r>
+    </w:p>
+    <w:p>
+      <w:pPr>
+        <w:pStyle w:val="a3"/>
+        <w:numPr>
+          <w:ilvl w:val="1"/>
+          <w:numId w:val="1"/>
+        </w:numPr>
+        <w:rPr>
+          <w:sz w:val="28"/>
+          <w:szCs w:val="28"/>
+        </w:rPr>
+      </w:pPr>
+      <w:r>
+        <w:rPr>
+          <w:sz w:val="28"/>
+          <w:szCs w:val="28"/>
+        </w:rPr>
+        <w:t xml:space="preserve">Клавишей </w:t>
+      </w:r>
+      <w:r>
+        <w:rPr>
+          <w:sz w:val="28"/>
+          <w:szCs w:val="28"/>
+          <w:lang w:val="en-US"/>
+        </w:rPr>
+        <w:t>del</w:t>
+      </w:r>
+      <w:r>
+        <w:rPr>
+          <w:sz w:val="28"/>
+          <w:szCs w:val="28"/>
+        </w:rPr>
+        <w:t xml:space="preserve"> можно выбрасывать по одному предмету</w:t>
+      </w:r>
+    </w:p>
+    <w:p>
+      <w:pPr>
+        <w:pStyle w:val="a3"/>
+        <w:numPr>
+          <w:ilvl w:val="1"/>
+          <w:numId w:val="1"/>
+        </w:numPr>
+        <w:rPr>
+          <w:sz w:val="28"/>
+          <w:szCs w:val="28"/>
+        </w:rPr>
+      </w:pPr>
+      <w:r>
+        <w:rPr>
+          <w:sz w:val="28"/>
+          <w:szCs w:val="28"/>
+        </w:rPr>
+        <w:t xml:space="preserve">Клавишами </w:t>
+      </w:r>
+      <w:r>
+        <w:rPr>
+          <w:sz w:val="28"/>
+          <w:szCs w:val="28"/>
+          <w:lang w:val="en-US"/>
+        </w:rPr>
+        <w:t>Shift</w:t>
+      </w:r>
+      <w:r>
+        <w:rPr>
+          <w:sz w:val="28"/>
+          <w:szCs w:val="28"/>
+        </w:rPr>
+        <w:t xml:space="preserve"> + </w:t>
+      </w:r>
+      <w:r>
+        <w:rPr>
+          <w:sz w:val="28"/>
+          <w:szCs w:val="28"/>
+          <w:lang w:val="en-US"/>
+        </w:rPr>
+        <w:t>del</w:t>
+      </w:r>
+      <w:r>
+        <w:rPr>
+          <w:sz w:val="28"/>
+          <w:szCs w:val="28"/>
+        </w:rPr>
+        <w:t xml:space="preserve"> </w:t>
+      </w:r>
+      <w:r>
+        <w:rPr>
+          <w:sz w:val="28"/>
+          <w:szCs w:val="28"/>
+        </w:rPr>
+        <w:t>можно очистить всю ячейку, выбросив из нее все предметы</w:t>
+      </w:r>
+      <w:r>
+        <w:rPr>
+          <w:sz w:val="28"/>
+          <w:szCs w:val="28"/>
+        </w:rPr>
+        <w:t>, при этом выводится диалог, точно ли нужно выбрасывать всю ячейку</w:t>
+      </w:r>
+    </w:p>
+    <w:p>
+      <w:pPr>
+        <w:pStyle w:val="a3"/>
+        <w:numPr>
+          <w:ilvl w:val="1"/>
+          <w:numId w:val="1"/>
+        </w:numPr>
+        <w:rPr>
+          <w:sz w:val="28"/>
+          <w:szCs w:val="28"/>
+        </w:rPr>
+      </w:pPr>
+      <w:r>
+        <w:rPr>
+          <w:sz w:val="28"/>
+          <w:szCs w:val="28"/>
+        </w:rPr>
+        <w:t xml:space="preserve">Работа ведется с ячейкой в фокусе (выделена рамкой), фокус по ячейкам можно перемещать курсором, а также клавишами </w:t>
+      </w:r>
+      <w:r>
+        <w:rPr>
+          <w:sz w:val="28"/>
+          <w:szCs w:val="28"/>
+        </w:rPr>
+        <w:t>↑↓→←</w:t>
+      </w:r>
+      <w:r>
+        <w:rPr>
+          <w:sz w:val="28"/>
+          <w:szCs w:val="28"/>
+        </w:rPr>
+        <w:t>, если курсор мыши не находится не над одной из клеток</w:t>
+      </w:r>
+    </w:p>
+    <w:p>
+      <w:pPr>
+        <w:pStyle w:val="a3"/>
+        <w:numPr>
+          <w:ilvl w:val="1"/>
+          <w:numId w:val="1"/>
+        </w:numPr>
+        <w:rPr>
+          <w:sz w:val="28"/>
+          <w:szCs w:val="28"/>
+        </w:rPr>
+      </w:pPr>
+      <w:r>
+        <w:rPr>
+          <w:sz w:val="28"/>
+          <w:szCs w:val="28"/>
+        </w:rPr>
+        <w:t>Типы предметов и их применение:</w:t>
+      </w:r>
+      <w:r>
+        <w:rPr>
+          <w:sz w:val="28"/>
+          <w:szCs w:val="28"/>
+        </w:rPr>
+        <w:br/>
+      </w:r>
+      <w:r>
+        <w:rPr>
+          <w:sz w:val="28"/>
+          <w:szCs w:val="28"/>
+          <w:u w:val="single"/>
+        </w:rPr>
+        <w:t xml:space="preserve">Типы: </w:t>
+      </w:r>
+      <w:r>
+        <w:rPr>
+          <w:sz w:val="28"/>
+          <w:szCs w:val="28"/>
+          <w:u w:val="single"/>
+        </w:rPr>
+        <w:br/>
+      </w:r>
+      <w:r>
+        <w:rPr>
+          <w:sz w:val="28"/>
+          <w:szCs w:val="28"/>
+        </w:rPr>
+        <w:t>Еда и медикаменты</w:t>
+      </w:r>
+      <w:r>
+        <w:rPr>
+          <w:sz w:val="28"/>
+          <w:szCs w:val="28"/>
+        </w:rPr>
+        <w:br/>
+        <w:t>С</w:t>
+      </w:r>
+      <w:r>
+        <w:rPr>
+          <w:sz w:val="28"/>
+          <w:szCs w:val="28"/>
+        </w:rPr>
+        <w:t>наря</w:t>
+      </w:r>
+      <w:r>
+        <w:rPr>
+          <w:sz w:val="28"/>
+          <w:szCs w:val="28"/>
+        </w:rPr>
+        <w:t>жение</w:t>
+      </w:r>
+      <w:r>
+        <w:rPr>
+          <w:sz w:val="28"/>
+          <w:szCs w:val="28"/>
+        </w:rPr>
+        <w:br/>
+        <w:t>И</w:t>
+      </w:r>
+      <w:r>
+        <w:rPr>
+          <w:sz w:val="28"/>
+          <w:szCs w:val="28"/>
+        </w:rPr>
+        <w:t>нструменты и детали</w:t>
+      </w:r>
+      <w:r>
+        <w:rPr>
+          <w:sz w:val="28"/>
+          <w:szCs w:val="28"/>
+        </w:rPr>
+        <w:br/>
+        <w:t>С</w:t>
+      </w:r>
+      <w:r>
+        <w:rPr>
+          <w:sz w:val="28"/>
+          <w:szCs w:val="28"/>
+        </w:rPr>
+        <w:t>южет</w:t>
+      </w:r>
+      <w:r>
+        <w:rPr>
+          <w:sz w:val="28"/>
+          <w:szCs w:val="28"/>
+        </w:rPr>
+        <w:t>ный</w:t>
+      </w:r>
+      <w:r>
+        <w:rPr>
+          <w:sz w:val="28"/>
+          <w:szCs w:val="28"/>
+        </w:rPr>
+        <w:br/>
+        <w:t>Прочее</w:t>
+      </w:r>
+      <w:r>
+        <w:rPr>
+          <w:sz w:val="28"/>
+          <w:szCs w:val="28"/>
+        </w:rPr>
+        <w:br/>
+      </w:r>
+      <w:r>
+        <w:rPr>
+          <w:sz w:val="28"/>
+          <w:szCs w:val="28"/>
+          <w:u w:val="single"/>
+        </w:rPr>
+        <w:t>Применение:</w:t>
+      </w:r>
+      <w:r>
+        <w:rPr>
+          <w:sz w:val="28"/>
+          <w:szCs w:val="28"/>
+          <w:u w:val="single"/>
+        </w:rPr>
+        <w:br/>
+      </w:r>
+      <w:r>
+        <w:rPr>
+          <w:sz w:val="28"/>
+          <w:szCs w:val="28"/>
+        </w:rPr>
+        <w:t>Использование – предметы, которые можно использовать прямо сейчас (то есть из инвентаря) (это еда и медикаменты (восстанавливает характеристики персонажа), снаряжение (при использовании перемещается в ячейки снаряжения))</w:t>
+      </w:r>
+      <w:r>
+        <w:rPr>
+          <w:sz w:val="28"/>
+          <w:szCs w:val="28"/>
+        </w:rPr>
+        <w:br/>
+      </w:r>
+      <w:r>
+        <w:rPr>
+          <w:sz w:val="28"/>
+          <w:szCs w:val="28"/>
+        </w:rPr>
+        <w:t>Создание и ремонт</w:t>
+      </w:r>
+      <w:r>
+        <w:rPr>
+          <w:sz w:val="28"/>
+          <w:szCs w:val="28"/>
+        </w:rPr>
+        <w:t xml:space="preserve"> - (детали и инструменты прочее), могут быть помещены в станки или механизмы для ремонта и создания </w:t>
+      </w:r>
+      <w:r>
+        <w:rPr>
+          <w:sz w:val="28"/>
+          <w:szCs w:val="28"/>
+        </w:rPr>
+        <w:br/>
+        <w:t>Продажа – (любая категория, кроме сюжетный, все, что может быть только продано, но не использовано – симпатичные безделушки)</w:t>
+      </w:r>
+      <w:r>
+        <w:rPr>
+          <w:sz w:val="28"/>
+          <w:szCs w:val="28"/>
+        </w:rPr>
+        <w:br/>
         <w:t>П</w:t>
       </w:r>
       <w:r>
@@ -1861,14 +2764,7 @@
           <w:sz w:val="28"/>
           <w:szCs w:val="28"/>
         </w:rPr>
-        <w:t>ри резком снижении передачи на высокой скорости, резко падает скорость, при это</w:t>
-      </w:r>
-      <w:r>
-        <w:rPr>
-          <w:sz w:val="28"/>
-          <w:szCs w:val="28"/>
-        </w:rPr>
-        <w:t>м</w:t>
+        <w:t>ригодится</w:t>
       </w:r>
       <w:r>
         <w:rPr>
@@ -1882,415 +2778,156 @@
           <w:sz w:val="28"/>
           <w:szCs w:val="28"/>
         </w:rPr>
-        <w:t xml:space="preserve">мгновенный </w:t>
-      </w:r>
-      <w:r>
-        <w:rPr>
-          <w:sz w:val="28"/>
-          <w:szCs w:val="28"/>
-        </w:rPr>
-        <w:t>износ до 4%</w:t>
-      </w:r>
-      <w:r>
-        <w:rPr>
-          <w:sz w:val="28"/>
-          <w:szCs w:val="28"/>
-        </w:rPr>
-        <w:t xml:space="preserve"> (зависит от разницы максимальной скорости для выбранной передачи и скорости до смены передачи)</w:t>
-      </w:r>
-      <w:r>
-        <w:rPr>
-          <w:sz w:val="28"/>
-          <w:szCs w:val="28"/>
-        </w:rPr>
-        <w:br/>
-        <w:t xml:space="preserve">При резком повышении передачи, если текущая скорость меньше 30% от минимальной скорости выбранной передачи, машина глохнет с </w:t>
-      </w:r>
-      <w:r>
-        <w:rPr>
-          <w:sz w:val="28"/>
-          <w:szCs w:val="28"/>
-        </w:rPr>
-        <w:t xml:space="preserve">мгновенным </w:t>
-      </w:r>
-      <w:r>
-        <w:rPr>
-          <w:sz w:val="28"/>
-          <w:szCs w:val="28"/>
-        </w:rPr>
-        <w:t>износом до 6%, который зависит от текущей скорости (выше скорость – выше износ)</w:t>
-      </w:r>
-      <w:r>
-        <w:rPr>
-          <w:sz w:val="28"/>
-          <w:szCs w:val="28"/>
-        </w:rPr>
-        <w:br/>
-        <w:t xml:space="preserve">При движении с заглохшим двигателем постоянный износ до 2% </w:t>
-      </w:r>
-      <w:r>
-        <w:rPr>
-          <w:sz w:val="28"/>
-          <w:szCs w:val="28"/>
-        </w:rPr>
-        <w:t xml:space="preserve">в секунду </w:t>
-      </w:r>
-      <w:r>
-        <w:rPr>
-          <w:sz w:val="28"/>
-          <w:szCs w:val="28"/>
-        </w:rPr>
-        <w:t>в зависимости от скорости</w:t>
-      </w:r>
-      <w:r>
-        <w:rPr>
-          <w:sz w:val="28"/>
-          <w:szCs w:val="28"/>
-        </w:rPr>
-        <w:br/>
-        <w:t>При движении на повышенной передаче износ 1% в секунду</w:t>
-      </w:r>
-      <w:r>
-        <w:rPr>
-          <w:sz w:val="28"/>
-          <w:szCs w:val="28"/>
-        </w:rPr>
-        <w:br/>
-        <w:t>При износе больше 80% от начальной прокачки (</w:t>
-      </w:r>
-      <w:r>
-        <w:rPr>
-          <w:sz w:val="28"/>
-          <w:szCs w:val="28"/>
-          <w:lang w:val="en-US"/>
-        </w:rPr>
-        <w:t>hp</w:t>
-      </w:r>
-      <w:r>
-        <w:rPr>
-          <w:sz w:val="28"/>
-          <w:szCs w:val="28"/>
-        </w:rPr>
-        <w:t xml:space="preserve"> &lt; 1000), появляется шанс раз в пять секунд заглохнуть. Шанс 1/10 при </w:t>
-      </w:r>
-      <w:r>
-        <w:rPr>
-          <w:sz w:val="28"/>
-          <w:szCs w:val="28"/>
-          <w:lang w:val="en-US"/>
-        </w:rPr>
-        <w:t>hp</w:t>
-      </w:r>
-      <w:r>
-        <w:rPr>
-          <w:sz w:val="28"/>
-          <w:szCs w:val="28"/>
-        </w:rPr>
-        <w:t xml:space="preserve"> = 1000, увеличивается до 1/4 при уменьшении целостности</w:t>
-      </w:r>
-      <w:r>
-        <w:rPr>
-          <w:sz w:val="28"/>
-          <w:szCs w:val="28"/>
-        </w:rPr>
-        <w:br/>
-        <w:t>При износе больше 90% от начальной прокачки (</w:t>
-      </w:r>
-      <w:r>
-        <w:rPr>
-          <w:sz w:val="28"/>
-          <w:szCs w:val="28"/>
-          <w:lang w:val="en-US"/>
-        </w:rPr>
-        <w:t>hp</w:t>
-      </w:r>
-      <w:r>
-        <w:rPr>
-          <w:sz w:val="28"/>
-          <w:szCs w:val="28"/>
-        </w:rPr>
-        <w:t xml:space="preserve"> </w:t>
-      </w:r>
-      <w:proofErr w:type="gramStart"/>
-      <w:r>
-        <w:rPr>
-          <w:sz w:val="28"/>
-          <w:szCs w:val="28"/>
-        </w:rPr>
-        <w:t>&lt; 500</w:t>
-      </w:r>
-      <w:proofErr w:type="gramEnd"/>
-      <w:r>
-        <w:rPr>
-          <w:sz w:val="28"/>
-          <w:szCs w:val="28"/>
-        </w:rPr>
-        <w:t xml:space="preserve">) появляется шанс сломаться. Шанс 1/10 при </w:t>
-      </w:r>
-      <w:r>
-        <w:rPr>
-          <w:sz w:val="28"/>
-          <w:szCs w:val="28"/>
-          <w:lang w:val="en-US"/>
-        </w:rPr>
-        <w:t>hp</w:t>
-      </w:r>
-      <w:r>
-        <w:rPr>
-          <w:sz w:val="28"/>
-          <w:szCs w:val="28"/>
-        </w:rPr>
-        <w:t xml:space="preserve"> = 500, увеличивается до 1/3 при уменьшении целостности</w:t>
-      </w:r>
-      <w:r>
-        <w:rPr>
-          <w:sz w:val="28"/>
-          <w:szCs w:val="28"/>
-        </w:rPr>
-        <w:br/>
-        <w:t>При попытке включить ручник во время движения износ 1.5%</w:t>
-      </w:r>
-      <w:r>
-        <w:rPr>
-          <w:sz w:val="28"/>
-          <w:szCs w:val="28"/>
-        </w:rPr>
-        <w:br/>
-        <w:t>При попытке включить заднюю передачу во время движения износ 2%</w:t>
-      </w:r>
-      <w:r>
-        <w:rPr>
-          <w:sz w:val="28"/>
-          <w:szCs w:val="28"/>
-        </w:rPr>
-        <w:br/>
-      </w:r>
-      <w:bookmarkStart w:id="0" w:name="_Hlk138775824"/>
-      <w:r>
-        <w:rPr>
-          <w:sz w:val="28"/>
-          <w:szCs w:val="28"/>
-        </w:rPr>
-        <w:t>При попытке включить любую передачу, кроме нейтрали, на ручнике износ 3%</w:t>
-      </w:r>
-      <w:bookmarkEnd w:id="0"/>
-      <w:r>
-        <w:rPr>
-          <w:sz w:val="28"/>
-          <w:szCs w:val="28"/>
-        </w:rPr>
-        <w:br/>
-        <w:t>При попытке включить любую передачу, кроме нейтрали, когда движемся задним ходом износ 3%</w:t>
-      </w:r>
-      <w:r>
-        <w:rPr>
-          <w:sz w:val="28"/>
-          <w:szCs w:val="28"/>
-        </w:rPr>
-        <w:br/>
-        <w:t>При попытке тронуться с нуля на любой передаче, кроме первой износ 3%</w:t>
-      </w:r>
-      <w:r>
-        <w:rPr>
-          <w:sz w:val="28"/>
-          <w:szCs w:val="28"/>
-        </w:rPr>
-        <w:br/>
-      </w:r>
-      <w:r>
-        <w:rPr>
-          <w:sz w:val="28"/>
-          <w:szCs w:val="28"/>
-        </w:rPr>
-        <w:t>Если в результате неправильных действий (выбранной передачи) машина глохнет, то разовый износ до 6%, зависит от скорости</w:t>
-      </w:r>
-      <w:r>
-        <w:rPr>
-          <w:sz w:val="28"/>
-          <w:szCs w:val="28"/>
-        </w:rPr>
-        <w:br/>
-        <w:t xml:space="preserve">Если машина глохнет </w:t>
-      </w:r>
-      <w:r>
-        <w:rPr>
-          <w:sz w:val="28"/>
-          <w:szCs w:val="28"/>
-        </w:rPr>
-        <w:t xml:space="preserve">случайно </w:t>
-      </w:r>
-      <w:r>
-        <w:rPr>
-          <w:sz w:val="28"/>
-          <w:szCs w:val="28"/>
-        </w:rPr>
-        <w:t>из-за сильного износа</w:t>
-      </w:r>
-      <w:r>
-        <w:rPr>
-          <w:sz w:val="28"/>
-          <w:szCs w:val="28"/>
-        </w:rPr>
-        <w:t>, износ 2%</w:t>
-      </w:r>
-      <w:r>
-        <w:rPr>
-          <w:sz w:val="28"/>
-          <w:szCs w:val="28"/>
-        </w:rPr>
-        <w:br/>
-        <w:t>Также при движении присутствует постоянный износ, зависящий от скорости</w:t>
-      </w:r>
-      <w:r>
-        <w:rPr>
-          <w:sz w:val="28"/>
-          <w:szCs w:val="28"/>
-        </w:rPr>
-        <w:t xml:space="preserve"> (в большей степени)</w:t>
-      </w:r>
-      <w:r>
-        <w:rPr>
-          <w:sz w:val="28"/>
-          <w:szCs w:val="28"/>
-        </w:rPr>
-        <w:t xml:space="preserve"> и поверхности. Чем выше скорость, тем сильнее растет показатель износа на километр. </w:t>
-      </w:r>
-      <w:r>
-        <w:rPr>
-          <w:sz w:val="28"/>
-          <w:szCs w:val="28"/>
-        </w:rPr>
-        <w:br/>
-      </w:r>
-      <w:r>
-        <w:rPr>
-          <w:sz w:val="28"/>
-          <w:szCs w:val="28"/>
-        </w:rPr>
-        <w:lastRenderedPageBreak/>
-        <w:t>На экране отображается общий показатель износа в секунду, равный сумме показателей износа по поверхности и при неправильных действиях</w:t>
-      </w:r>
-    </w:p>
-    <w:p>
-      <w:pPr>
-        <w:pStyle w:val="a3"/>
-        <w:numPr>
-          <w:ilvl w:val="1"/>
-          <w:numId w:val="1"/>
-        </w:numPr>
-        <w:rPr>
-          <w:sz w:val="28"/>
-          <w:szCs w:val="28"/>
-        </w:rPr>
-      </w:pPr>
-      <w:r>
-        <w:rPr>
-          <w:sz w:val="28"/>
-          <w:szCs w:val="28"/>
-        </w:rPr>
-        <w:t>Если моргает красным значок топлива, значит, пора заправиться: топлива осталось 7 литров</w:t>
-      </w:r>
-    </w:p>
-    <w:p>
-      <w:pPr>
-        <w:pStyle w:val="a3"/>
-        <w:numPr>
-          <w:ilvl w:val="1"/>
-          <w:numId w:val="1"/>
-        </w:numPr>
-        <w:rPr>
-          <w:sz w:val="28"/>
-          <w:szCs w:val="28"/>
-        </w:rPr>
-      </w:pPr>
-      <w:r>
-        <w:rPr>
-          <w:sz w:val="28"/>
-          <w:szCs w:val="28"/>
-        </w:rPr>
-        <w:t>При столкновении с предметами может разрушить (убить) их, при этом сильно теряет в скорости</w:t>
-      </w:r>
-      <w:r>
-        <w:rPr>
-          <w:sz w:val="28"/>
-          <w:szCs w:val="28"/>
-        </w:rPr>
-        <w:t xml:space="preserve"> (на величину, требуемую для разрушения)</w:t>
-      </w:r>
-      <w:r>
-        <w:rPr>
-          <w:sz w:val="28"/>
-          <w:szCs w:val="28"/>
-        </w:rPr>
-        <w:t xml:space="preserve"> и получает урон сама</w:t>
-      </w:r>
-      <w:r>
-        <w:rPr>
-          <w:sz w:val="28"/>
-          <w:szCs w:val="28"/>
-        </w:rPr>
-        <w:t>, может заглохнуть, если передача будет слишком высокой после столкновения для новой скорости. При износе больше 50% есть шанс заглохнуть даже при оптимальной скорости</w:t>
-      </w:r>
-    </w:p>
-    <w:p>
-      <w:pPr>
-        <w:pStyle w:val="a3"/>
-        <w:numPr>
-          <w:ilvl w:val="1"/>
-          <w:numId w:val="1"/>
-        </w:numPr>
-        <w:rPr>
-          <w:sz w:val="28"/>
-          <w:szCs w:val="28"/>
-        </w:rPr>
-      </w:pPr>
-      <w:r>
-        <w:rPr>
-          <w:sz w:val="28"/>
-          <w:szCs w:val="28"/>
-        </w:rPr>
-        <w:t>При наезде на яму получает урон. Чем выше скорость, тем больше износ</w:t>
-      </w:r>
-    </w:p>
-    <w:p>
-      <w:pPr>
-        <w:pStyle w:val="a3"/>
-        <w:numPr>
-          <w:ilvl w:val="1"/>
-          <w:numId w:val="1"/>
-        </w:numPr>
-        <w:rPr>
-          <w:sz w:val="28"/>
-          <w:szCs w:val="28"/>
-        </w:rPr>
-      </w:pPr>
-      <w:r>
-        <w:rPr>
-          <w:sz w:val="28"/>
-          <w:szCs w:val="28"/>
-        </w:rPr>
-        <w:t>На выжатом сцеплении и нейтралке тормозит с ускорением, зависящим от поверхности и сопротивления воздуха</w:t>
-      </w:r>
-    </w:p>
-    <w:p>
-      <w:pPr>
-        <w:pStyle w:val="a3"/>
-        <w:numPr>
-          <w:ilvl w:val="1"/>
-          <w:numId w:val="1"/>
-        </w:numPr>
-        <w:rPr>
-          <w:sz w:val="28"/>
-          <w:szCs w:val="28"/>
-        </w:rPr>
-      </w:pPr>
-      <w:r>
-        <w:rPr>
-          <w:sz w:val="28"/>
-          <w:szCs w:val="28"/>
-        </w:rPr>
-        <w:t>Поворот руля отображается банкой пива, перекатывающейся по приборке</w:t>
-      </w:r>
+        <w:t>– коллекционные предметы, а также предметы, которые могут потребоваться при прохождении</w:t>
+      </w:r>
+    </w:p>
+    <w:p>
+      <w:pPr>
+        <w:pStyle w:val="a3"/>
+        <w:numPr>
+          <w:ilvl w:val="0"/>
+          <w:numId w:val="1"/>
+        </w:numPr>
+        <w:rPr>
+          <w:sz w:val="28"/>
+          <w:szCs w:val="28"/>
+        </w:rPr>
+      </w:pPr>
+      <w:r>
+        <w:rPr>
+          <w:sz w:val="28"/>
+          <w:szCs w:val="28"/>
+        </w:rPr>
+        <w:t>Оружие и снаряжение</w:t>
+      </w:r>
+    </w:p>
+    <w:p>
+      <w:pPr>
+        <w:pStyle w:val="a3"/>
+        <w:numPr>
+          <w:ilvl w:val="1"/>
+          <w:numId w:val="1"/>
+        </w:numPr>
+        <w:rPr>
+          <w:sz w:val="28"/>
+          <w:szCs w:val="28"/>
+        </w:rPr>
+      </w:pPr>
+      <w:r>
+        <w:rPr>
+          <w:sz w:val="28"/>
+          <w:szCs w:val="28"/>
+        </w:rPr>
+        <w:t>1 – основное оружие</w:t>
+      </w:r>
+    </w:p>
+    <w:p>
+      <w:pPr>
+        <w:pStyle w:val="a3"/>
+        <w:numPr>
+          <w:ilvl w:val="1"/>
+          <w:numId w:val="1"/>
+        </w:numPr>
+        <w:rPr>
+          <w:sz w:val="28"/>
+          <w:szCs w:val="28"/>
+        </w:rPr>
+      </w:pPr>
+      <w:r>
+        <w:rPr>
+          <w:sz w:val="28"/>
+          <w:szCs w:val="28"/>
+        </w:rPr>
+        <w:t xml:space="preserve">2 – дополнительное </w:t>
+      </w:r>
+      <w:r>
+        <w:rPr>
+          <w:sz w:val="28"/>
+          <w:szCs w:val="28"/>
+        </w:rPr>
+        <w:t>оружие</w:t>
+      </w:r>
+    </w:p>
+    <w:p>
+      <w:pPr>
+        <w:pStyle w:val="a3"/>
+        <w:numPr>
+          <w:ilvl w:val="1"/>
+          <w:numId w:val="1"/>
+        </w:numPr>
+        <w:rPr>
+          <w:sz w:val="28"/>
+          <w:szCs w:val="28"/>
+        </w:rPr>
+      </w:pPr>
+      <w:r>
+        <w:rPr>
+          <w:sz w:val="28"/>
+          <w:szCs w:val="28"/>
+          <w:lang w:val="en-US"/>
+        </w:rPr>
+        <w:t xml:space="preserve">Q - </w:t>
+      </w:r>
+      <w:r>
+        <w:rPr>
+          <w:sz w:val="28"/>
+          <w:szCs w:val="28"/>
+        </w:rPr>
+        <w:t>пистолет</w:t>
+      </w:r>
+    </w:p>
+    <w:p>
+      <w:pPr>
+        <w:pStyle w:val="a3"/>
+        <w:numPr>
+          <w:ilvl w:val="1"/>
+          <w:numId w:val="1"/>
+        </w:numPr>
+        <w:rPr>
+          <w:sz w:val="28"/>
+          <w:szCs w:val="28"/>
+        </w:rPr>
+      </w:pPr>
+      <w:r>
+        <w:rPr>
+          <w:sz w:val="28"/>
+          <w:szCs w:val="28"/>
+        </w:rPr>
+        <w:t>3 – ячейка снаряжения 1</w:t>
+      </w:r>
+    </w:p>
+    <w:p>
+      <w:pPr>
+        <w:pStyle w:val="a3"/>
+        <w:numPr>
+          <w:ilvl w:val="1"/>
+          <w:numId w:val="1"/>
+        </w:numPr>
+        <w:rPr>
+          <w:sz w:val="28"/>
+          <w:szCs w:val="28"/>
+        </w:rPr>
+      </w:pPr>
+      <w:r>
+        <w:rPr>
+          <w:sz w:val="28"/>
+          <w:szCs w:val="28"/>
+        </w:rPr>
+        <w:t>4 – ячейка снаряжения 2</w:t>
+      </w:r>
+    </w:p>
+    <w:p>
+      <w:pPr>
+        <w:pStyle w:val="a3"/>
+        <w:numPr>
+          <w:ilvl w:val="1"/>
+          <w:numId w:val="1"/>
+        </w:numPr>
+        <w:rPr>
+          <w:sz w:val="28"/>
+          <w:szCs w:val="28"/>
+        </w:rPr>
+      </w:pPr>
     </w:p>
     <w:sectPr>
       <w:pgSz w:w="11906" w:h="16838"/>
@@ -2329,7 +2966,7 @@
         <w:ind w:left="1440" w:hanging="360"/>
       </w:pPr>
     </w:lvl>
-    <w:lvl w:ilvl="2" w:tplc="0419001B" w:tentative="1">
+    <w:lvl w:ilvl="2" w:tplc="0419001B">
       <w:start w:val="1"/>
       <w:numFmt w:val="lowerRoman"/>
       <w:lvlText w:val="%3."/>

--- a/Документация.docx
+++ b/Документация.docx
@@ -1,6 +1,6 @@
 
 <file path=word/document.xml><?xml version="1.0" encoding="utf-8"?>
-<w:document xmlns:wpc="http://schemas.microsoft.com/office/word/2010/wordprocessingCanvas" xmlns:cx="http://schemas.microsoft.com/office/drawing/2014/chartex" xmlns:cx1="http://schemas.microsoft.com/office/drawing/2015/9/8/chartex" xmlns:cx2="http://schemas.microsoft.com/office/drawing/2015/10/21/chartex" xmlns:cx3="http://schemas.microsoft.com/office/drawing/2016/5/9/chartex" xmlns:cx4="http://schemas.microsoft.com/office/drawing/2016/5/10/chartex" xmlns:cx5="http://schemas.microsoft.com/office/drawing/2016/5/11/chartex" xmlns:cx6="http://schemas.microsoft.com/office/drawing/2016/5/12/chartex" xmlns:cx7="http://schemas.microsoft.com/office/drawing/2016/5/13/chartex" xmlns:cx8="http://schemas.microsoft.com/office/drawing/2016/5/14/chartex" xmlns:mc="http://schemas.openxmlformats.org/markup-compatibility/2006" xmlns:aink="http://schemas.microsoft.com/office/drawing/2016/ink" xmlns:am3d="http://schemas.microsoft.com/office/drawing/2017/model3d" xmlns:o="urn:schemas-microsoft-com:office:office" xmlns:oel="http://schemas.microsoft.com/office/2019/extlst" xmlns:r="http://schemas.openxmlformats.org/officeDocument/2006/relationships" xmlns:m="http://schemas.openxmlformats.org/officeDocument/2006/math" xmlns:v="urn:schemas-microsoft-com:vml" xmlns:wp14="http://schemas.microsoft.com/office/word/2010/wordprocessingDrawing" xmlns:wp="http://schemas.openxmlformats.org/drawingml/2006/wordprocessingDrawing" xmlns:w10="urn:schemas-microsoft-com:office:word" xmlns:w="http://schemas.openxmlformats.org/wordprocessingml/2006/main" xmlns:w14="http://schemas.microsoft.com/office/word/2010/wordml" xmlns:w15="http://schemas.microsoft.com/office/word/2012/wordml" xmlns:w16cex="http://schemas.microsoft.com/office/word/2018/wordml/cex" xmlns:w16cid="http://schemas.microsoft.com/office/word/2016/wordml/cid" xmlns:w16="http://schemas.microsoft.com/office/word/2018/wordml" xmlns:w16sdtdh="http://schemas.microsoft.com/office/word/2020/wordml/sdtdatahash" xmlns:w16se="http://schemas.microsoft.com/office/word/2015/wordml/symex" xmlns:wpg="http://schemas.microsoft.com/office/word/2010/wordprocessingGroup" xmlns:wpi="http://schemas.microsoft.com/office/word/2010/wordprocessingInk" xmlns:wne="http://schemas.microsoft.com/office/word/2006/wordml" xmlns:wps="http://schemas.microsoft.com/office/word/2010/wordprocessingShape" mc:Ignorable="w14 w15 w16se w16cid w16 w16cex w16sdtdh wp14">
+<w:document xmlns:wpc="http://schemas.microsoft.com/office/word/2010/wordprocessingCanvas" xmlns:cx="http://schemas.microsoft.com/office/drawing/2014/chartex" xmlns:cx1="http://schemas.microsoft.com/office/drawing/2015/9/8/chartex" xmlns:cx2="http://schemas.microsoft.com/office/drawing/2015/10/21/chartex" xmlns:cx3="http://schemas.microsoft.com/office/drawing/2016/5/9/chartex" xmlns:cx4="http://schemas.microsoft.com/office/drawing/2016/5/10/chartex" xmlns:cx5="http://schemas.microsoft.com/office/drawing/2016/5/11/chartex" xmlns:cx6="http://schemas.microsoft.com/office/drawing/2016/5/12/chartex" xmlns:cx7="http://schemas.microsoft.com/office/drawing/2016/5/13/chartex" xmlns:cx8="http://schemas.microsoft.com/office/drawing/2016/5/14/chartex" xmlns:mc="http://schemas.openxmlformats.org/markup-compatibility/2006" xmlns:aink="http://schemas.microsoft.com/office/drawing/2016/ink" xmlns:am3d="http://schemas.microsoft.com/office/drawing/2017/model3d" xmlns:o="urn:schemas-microsoft-com:office:office" xmlns:oel="http://schemas.microsoft.com/office/2019/extlst" xmlns:r="http://schemas.openxmlformats.org/officeDocument/2006/relationships" xmlns:m="http://schemas.openxmlformats.org/officeDocument/2006/math" xmlns:v="urn:schemas-microsoft-com:vml" xmlns:wp14="http://schemas.microsoft.com/office/word/2010/wordprocessingDrawing" xmlns:wp="http://schemas.openxmlformats.org/drawingml/2006/wordprocessingDrawing" xmlns:w10="urn:schemas-microsoft-com:office:word" xmlns:w="http://schemas.openxmlformats.org/wordprocessingml/2006/main" xmlns:w14="http://schemas.microsoft.com/office/word/2010/wordml" xmlns:w15="http://schemas.microsoft.com/office/word/2012/wordml" xmlns:w16cex="http://schemas.microsoft.com/office/word/2018/wordml/cex" xmlns:w16cid="http://schemas.microsoft.com/office/word/2016/wordml/cid" xmlns:w16="http://schemas.microsoft.com/office/word/2018/wordml" xmlns:w16du="http://schemas.microsoft.com/office/word/2023/wordml/word16du" xmlns:w16sdtdh="http://schemas.microsoft.com/office/word/2020/wordml/sdtdatahash" xmlns:w16sdtfl="http://schemas.microsoft.com/office/word/2024/wordml/sdtformatlock" xmlns:w16se="http://schemas.microsoft.com/office/word/2015/wordml/symex" xmlns:wpg="http://schemas.microsoft.com/office/word/2010/wordprocessingGroup" xmlns:wpi="http://schemas.microsoft.com/office/word/2010/wordprocessingInk" xmlns:wne="http://schemas.microsoft.com/office/word/2006/wordml" xmlns:wps="http://schemas.microsoft.com/office/word/2010/wordprocessingShape" mc:Ignorable="w14 w15 w16se w16cid w16 w16cex w16sdtdh w16sdtfl w16du wp14">
   <w:body>
     <w:p>
       <w:pPr>
@@ -1278,33 +1278,8 @@
           <w:sz w:val="28"/>
           <w:szCs w:val="28"/>
         </w:rPr>
-        <w:t xml:space="preserve">Чтобы использовать, снять с ручника (на </w:t>
-      </w:r>
-      <w:proofErr w:type="spellStart"/>
-      <w:r>
-        <w:rPr>
-          <w:sz w:val="28"/>
-          <w:szCs w:val="28"/>
-        </w:rPr>
-        <w:t>панеле</w:t>
-      </w:r>
-      <w:proofErr w:type="spellEnd"/>
-      <w:r>
-        <w:rPr>
-          <w:sz w:val="28"/>
-          <w:szCs w:val="28"/>
-        </w:rPr>
-        <w:t xml:space="preserve"> будет гореть красный значок, если ручник поднят), завести, включить передачу через </w:t>
-      </w:r>
-      <w:proofErr w:type="spellStart"/>
-      <w:r>
-        <w:rPr>
-          <w:sz w:val="28"/>
-          <w:szCs w:val="28"/>
-        </w:rPr>
-        <w:t>шифт</w:t>
-      </w:r>
-      <w:proofErr w:type="spellEnd"/>
+        <w:t>Чтобы использовать, снять с ручника (на панеле будет гореть красный значок, если ручник поднят), завести, включить передачу через шифт</w:t>
+      </w:r>
       <w:r>
         <w:rPr>
           <w:sz w:val="28"/>
@@ -1354,23 +1329,7 @@
           <w:sz w:val="28"/>
           <w:szCs w:val="28"/>
         </w:rPr>
-        <w:t xml:space="preserve">, на </w:t>
-      </w:r>
-      <w:proofErr w:type="spellStart"/>
-      <w:r>
-        <w:rPr>
-          <w:sz w:val="28"/>
-          <w:szCs w:val="28"/>
-        </w:rPr>
-        <w:t>панеле</w:t>
-      </w:r>
-      <w:proofErr w:type="spellEnd"/>
-      <w:r>
-        <w:rPr>
-          <w:sz w:val="28"/>
-          <w:szCs w:val="28"/>
-        </w:rPr>
-        <w:t xml:space="preserve"> отображаются скорость и расход</w:t>
+        <w:t>, на панеле отображаются скорость и расход</w:t>
       </w:r>
       <w:r>
         <w:rPr>
@@ -2413,8 +2372,17 @@
           <w:sz w:val="28"/>
           <w:szCs w:val="28"/>
         </w:rPr>
-        <w:t xml:space="preserve"> предмет,,.</w:t>
-      </w:r>
+        <w:t xml:space="preserve"> </w:t>
+      </w:r>
+      <w:proofErr w:type="gramStart"/>
+      <w:r>
+        <w:rPr>
+          <w:sz w:val="28"/>
+          <w:szCs w:val="28"/>
+        </w:rPr>
+        <w:t>предмет,,.</w:t>
+      </w:r>
+      <w:proofErr w:type="gramEnd"/>
     </w:p>
     <w:p>
       <w:pPr>
@@ -2940,7 +2908,7 @@
 </file>
 
 <file path=word/numbering.xml><?xml version="1.0" encoding="utf-8"?>
-<w:numbering xmlns:wpc="http://schemas.microsoft.com/office/word/2010/wordprocessingCanvas" xmlns:cx="http://schemas.microsoft.com/office/drawing/2014/chartex" xmlns:cx1="http://schemas.microsoft.com/office/drawing/2015/9/8/chartex" xmlns:cx2="http://schemas.microsoft.com/office/drawing/2015/10/21/chartex" xmlns:cx3="http://schemas.microsoft.com/office/drawing/2016/5/9/chartex" xmlns:cx4="http://schemas.microsoft.com/office/drawing/2016/5/10/chartex" xmlns:cx5="http://schemas.microsoft.com/office/drawing/2016/5/11/chartex" xmlns:cx6="http://schemas.microsoft.com/office/drawing/2016/5/12/chartex" xmlns:cx7="http://schemas.microsoft.com/office/drawing/2016/5/13/chartex" xmlns:cx8="http://schemas.microsoft.com/office/drawing/2016/5/14/chartex" xmlns:mc="http://schemas.openxmlformats.org/markup-compatibility/2006" xmlns:aink="http://schemas.microsoft.com/office/drawing/2016/ink" xmlns:am3d="http://schemas.microsoft.com/office/drawing/2017/model3d" xmlns:o="urn:schemas-microsoft-com:office:office" xmlns:oel="http://schemas.microsoft.com/office/2019/extlst" xmlns:r="http://schemas.openxmlformats.org/officeDocument/2006/relationships" xmlns:m="http://schemas.openxmlformats.org/officeDocument/2006/math" xmlns:v="urn:schemas-microsoft-com:vml" xmlns:wp14="http://schemas.microsoft.com/office/word/2010/wordprocessingDrawing" xmlns:wp="http://schemas.openxmlformats.org/drawingml/2006/wordprocessingDrawing" xmlns:w10="urn:schemas-microsoft-com:office:word" xmlns:w="http://schemas.openxmlformats.org/wordprocessingml/2006/main" xmlns:w14="http://schemas.microsoft.com/office/word/2010/wordml" xmlns:w15="http://schemas.microsoft.com/office/word/2012/wordml" xmlns:w16cex="http://schemas.microsoft.com/office/word/2018/wordml/cex" xmlns:w16cid="http://schemas.microsoft.com/office/word/2016/wordml/cid" xmlns:w16="http://schemas.microsoft.com/office/word/2018/wordml" xmlns:w16sdtdh="http://schemas.microsoft.com/office/word/2020/wordml/sdtdatahash" xmlns:w16se="http://schemas.microsoft.com/office/word/2015/wordml/symex" xmlns:wpg="http://schemas.microsoft.com/office/word/2010/wordprocessingGroup" xmlns:wpi="http://schemas.microsoft.com/office/word/2010/wordprocessingInk" xmlns:wne="http://schemas.microsoft.com/office/word/2006/wordml" xmlns:wps="http://schemas.microsoft.com/office/word/2010/wordprocessingShape" mc:Ignorable="w14 w15 w16se w16cid w16 w16cex w16sdtdh wp14">
+<w:numbering xmlns:wpc="http://schemas.microsoft.com/office/word/2010/wordprocessingCanvas" xmlns:cx="http://schemas.microsoft.com/office/drawing/2014/chartex" xmlns:cx1="http://schemas.microsoft.com/office/drawing/2015/9/8/chartex" xmlns:cx2="http://schemas.microsoft.com/office/drawing/2015/10/21/chartex" xmlns:cx3="http://schemas.microsoft.com/office/drawing/2016/5/9/chartex" xmlns:cx4="http://schemas.microsoft.com/office/drawing/2016/5/10/chartex" xmlns:cx5="http://schemas.microsoft.com/office/drawing/2016/5/11/chartex" xmlns:cx6="http://schemas.microsoft.com/office/drawing/2016/5/12/chartex" xmlns:cx7="http://schemas.microsoft.com/office/drawing/2016/5/13/chartex" xmlns:cx8="http://schemas.microsoft.com/office/drawing/2016/5/14/chartex" xmlns:mc="http://schemas.openxmlformats.org/markup-compatibility/2006" xmlns:aink="http://schemas.microsoft.com/office/drawing/2016/ink" xmlns:am3d="http://schemas.microsoft.com/office/drawing/2017/model3d" xmlns:o="urn:schemas-microsoft-com:office:office" xmlns:oel="http://schemas.microsoft.com/office/2019/extlst" xmlns:r="http://schemas.openxmlformats.org/officeDocument/2006/relationships" xmlns:m="http://schemas.openxmlformats.org/officeDocument/2006/math" xmlns:v="urn:schemas-microsoft-com:vml" xmlns:wp14="http://schemas.microsoft.com/office/word/2010/wordprocessingDrawing" xmlns:wp="http://schemas.openxmlformats.org/drawingml/2006/wordprocessingDrawing" xmlns:w10="urn:schemas-microsoft-com:office:word" xmlns:w="http://schemas.openxmlformats.org/wordprocessingml/2006/main" xmlns:w14="http://schemas.microsoft.com/office/word/2010/wordml" xmlns:w15="http://schemas.microsoft.com/office/word/2012/wordml" xmlns:w16cex="http://schemas.microsoft.com/office/word/2018/wordml/cex" xmlns:w16cid="http://schemas.microsoft.com/office/word/2016/wordml/cid" xmlns:w16="http://schemas.microsoft.com/office/word/2018/wordml" xmlns:w16du="http://schemas.microsoft.com/office/word/2023/wordml/word16du" xmlns:w16sdtdh="http://schemas.microsoft.com/office/word/2020/wordml/sdtdatahash" xmlns:w16sdtfl="http://schemas.microsoft.com/office/word/2024/wordml/sdtformatlock" xmlns:w16se="http://schemas.microsoft.com/office/word/2015/wordml/symex" xmlns:wpg="http://schemas.microsoft.com/office/word/2010/wordprocessingGroup" xmlns:wpi="http://schemas.microsoft.com/office/word/2010/wordprocessingInk" xmlns:wne="http://schemas.microsoft.com/office/word/2006/wordml" xmlns:wps="http://schemas.microsoft.com/office/word/2010/wordprocessingShape" mc:Ignorable="w14 w15 w16se w16cid w16 w16cex w16sdtdh w16sdtfl w16du wp14">
   <w:abstractNum w:abstractNumId="0" w15:restartNumberingAfterBreak="0">
     <w:nsid w:val="05AB1BB2"/>
     <w:multiLevelType w:val="hybridMultilevel"/>
@@ -3037,7 +3005,7 @@
 </file>
 
 <file path=word/styles.xml><?xml version="1.0" encoding="utf-8"?>
-<w:styles xmlns:mc="http://schemas.openxmlformats.org/markup-compatibility/2006" xmlns:r="http://schemas.openxmlformats.org/officeDocument/2006/relationships" xmlns:w="http://schemas.openxmlformats.org/wordprocessingml/2006/main" xmlns:w14="http://schemas.microsoft.com/office/word/2010/wordml" xmlns:w15="http://schemas.microsoft.com/office/word/2012/wordml" xmlns:w16cex="http://schemas.microsoft.com/office/word/2018/wordml/cex" xmlns:w16cid="http://schemas.microsoft.com/office/word/2016/wordml/cid" xmlns:w16="http://schemas.microsoft.com/office/word/2018/wordml" xmlns:w16sdtdh="http://schemas.microsoft.com/office/word/2020/wordml/sdtdatahash" xmlns:w16se="http://schemas.microsoft.com/office/word/2015/wordml/symex" mc:Ignorable="w14 w15 w16se w16cid w16 w16cex w16sdtdh">
+<w:styles xmlns:mc="http://schemas.openxmlformats.org/markup-compatibility/2006" xmlns:r="http://schemas.openxmlformats.org/officeDocument/2006/relationships" xmlns:w="http://schemas.openxmlformats.org/wordprocessingml/2006/main" xmlns:w14="http://schemas.microsoft.com/office/word/2010/wordml" xmlns:w15="http://schemas.microsoft.com/office/word/2012/wordml" xmlns:w16cex="http://schemas.microsoft.com/office/word/2018/wordml/cex" xmlns:w16cid="http://schemas.microsoft.com/office/word/2016/wordml/cid" xmlns:w16="http://schemas.microsoft.com/office/word/2018/wordml" xmlns:w16du="http://schemas.microsoft.com/office/word/2023/wordml/word16du" xmlns:w16sdtdh="http://schemas.microsoft.com/office/word/2020/wordml/sdtdatahash" xmlns:w16sdtfl="http://schemas.microsoft.com/office/word/2024/wordml/sdtformatlock" xmlns:w16se="http://schemas.microsoft.com/office/word/2015/wordml/symex" mc:Ignorable="w14 w15 w16se w16cid w16 w16cex w16sdtdh w16sdtfl w16du">
   <w:docDefaults>
     <w:rPrDefault>
       <w:rPr>
